--- a/samples/docx/CT-SAMPLE-001 - CHUNG-THU-TDG-ANONYMIZED.docx
+++ b/samples/docx/CT-SAMPLE-001 - CHUNG-THU-TDG-ANONYMIZED.docx
@@ -1086,6 +1086,8 @@
     <w:r>
       <w:fldChar w:fldCharType="begin"/>
       <w:instrText xml:space="preserve"> PAGE </w:instrText>
+      <w:fldChar w:fldCharType="separate"/>
+      <w:t>1</w:t>
       <w:fldChar w:fldCharType="end"/>
     </w:r>
     <w:r>
@@ -1094,6 +1096,8 @@
     <w:r>
       <w:fldChar w:fldCharType="begin"/>
       <w:instrText xml:space="preserve"> NUMPAGES </w:instrText>
+      <w:fldChar w:fldCharType="separate"/>
+      <w:t>3</w:t>
       <w:fldChar w:fldCharType="end"/>
     </w:r>
   </w:p>
